--- a/laravel-app/database/data/internship/handbooks/networking/Beyond_Networking_Internship_Day_117_Student_Handbook.docx
+++ b/laravel-app/database/data/internship/handbooks/networking/Beyond_Networking_Internship_Day_117_Student_Handbook.docx
@@ -38,7 +38,7 @@
           <w:color w:val="1E293B"/>
           <w:sz w:val="28"/>
         </w:rPr>
-        <w:t>Site-To-Site Connectivity</w:t>
+        <w:t>Segmentation Firewalls And Zero Trust Concepts — Troubleshooting and Failure Modes</w:t>
       </w:r>
     </w:p>
     <w:p>
@@ -50,7 +50,7 @@
           <w:b w:val="0"/>
           <w:sz w:val="22"/>
         </w:rPr>
-        <w:t>Independent build. Full student study guide and practical laboratory manual for Beyond Enterprise interns.</w:t>
+        <w:t>Troubleshooting laboratory. Full student study guide and practical laboratory manual for Beyond Enterprise interns.</w:t>
       </w:r>
     </w:p>
     <w:tbl>
@@ -141,7 +141,7 @@
               <w:rPr>
                 <w:sz w:val="18"/>
               </w:rPr>
-              <w:t>Independent build</w:t>
+              <w:t>Troubleshooting laboratory</w:t>
             </w:r>
           </w:p>
         </w:tc>
@@ -167,7 +167,7 @@
               <w:rPr>
                 <w:sz w:val="18"/>
               </w:rPr>
-              <w:t>8 hours</w:t>
+              <w:t>8.0 hours</w:t>
             </w:r>
           </w:p>
         </w:tc>
@@ -180,7 +180,7 @@
               <w:rPr>
                 <w:sz w:val="18"/>
               </w:rPr>
-              <w:t>Packet Tracer, VirtualBox, Wireshark and available Beyond routers/switches</w:t>
+              <w:t>Packet Tracer, VirtualBox, lab switches/routers, AAA lab, Wireshark</w:t>
             </w:r>
           </w:p>
         </w:tc>
@@ -198,7 +198,7 @@
           <w:color w:val="0B3F90"/>
           <w:sz w:val="20"/>
         </w:rPr>
-        <w:t>Day 117 objective  Complete the independent build for Site-To-Site Connectivity: Apply site-to-site connectivity safely and explain the result in a professional technical report.</w:t>
+        <w:t>Day 117 objective  Complete the troubleshooting laboratory for Segmentation Firewalls And Zero Trust Concepts — Troubleshooting and Failure Modes: Explain and demonstrate segmentation firewalls and zero trust concepts through an authorized baseline, measurable check, documented failure mode, and independent verification.</w:t>
       </w:r>
     </w:p>
     <w:p>
@@ -270,7 +270,7 @@
           <w:b w:val="0"/>
           <w:sz w:val="22"/>
         </w:rPr>
-        <w:t>Submit: Working result evidence, design/configuration files, and a list of assumptions..</w:t>
+        <w:t>Submit: Baseline evidence, completed practical artifact, independent verification, safety/restoration record, and short professional report..</w:t>
       </w:r>
     </w:p>
     <w:p>
@@ -377,7 +377,7 @@
               <w:rPr>
                 <w:sz w:val="18"/>
               </w:rPr>
-              <w:t>Rewrite objective in own words</w:t>
+              <w:t>Assessment brief + rubric review</w:t>
             </w:r>
           </w:p>
         </w:tc>
@@ -390,7 +390,7 @@
               <w:rPr>
                 <w:sz w:val="18"/>
               </w:rPr>
-              <w:t>Frame table</w:t>
+              <w:t>Plan</w:t>
             </w:r>
           </w:p>
         </w:tc>
@@ -418,7 +418,7 @@
               <w:rPr>
                 <w:sz w:val="18"/>
               </w:rPr>
-              <w:t>Independent build</w:t>
+              <w:t>End-to-end demonstration</w:t>
             </w:r>
           </w:p>
         </w:tc>
@@ -431,7 +431,7 @@
               <w:rPr>
                 <w:sz w:val="18"/>
               </w:rPr>
-              <w:t>Artifact</w:t>
+              <w:t>Demo evidence</w:t>
             </w:r>
           </w:p>
         </w:tc>
@@ -500,7 +500,7 @@
               <w:rPr>
                 <w:sz w:val="18"/>
               </w:rPr>
-              <w:t>Test / measure / review</w:t>
+              <w:t>Self-score against rubric</w:t>
             </w:r>
           </w:p>
         </w:tc>
@@ -513,7 +513,7 @@
               <w:rPr>
                 <w:sz w:val="18"/>
               </w:rPr>
-              <w:t>Results</w:t>
+              <w:t>Self-score sheet</w:t>
             </w:r>
           </w:p>
         </w:tc>
@@ -541,7 +541,7 @@
               <w:rPr>
                 <w:sz w:val="18"/>
               </w:rPr>
-              <w:t>Documentation while building</w:t>
+              <w:t>Reflection: wins, failures, next steps</w:t>
             </w:r>
           </w:p>
         </w:tc>
@@ -554,7 +554,7 @@
               <w:rPr>
                 <w:sz w:val="18"/>
               </w:rPr>
-              <w:t>README notes</w:t>
+              <w:t>Reflection</w:t>
             </w:r>
           </w:p>
         </w:tc>
@@ -569,7 +569,7 @@
               <w:rPr>
                 <w:sz w:val="18"/>
               </w:rPr>
-              <w:t>5:45–6:00</w:t>
+              <w:t>5:45–8:00</w:t>
             </w:r>
           </w:p>
         </w:tc>
@@ -582,7 +582,7 @@
               <w:rPr>
                 <w:sz w:val="18"/>
               </w:rPr>
-              <w:t>Break</w:t>
+              <w:t>Final evidence pack + report</w:t>
             </w:r>
           </w:p>
         </w:tc>
@@ -595,48 +595,7 @@
               <w:rPr>
                 <w:sz w:val="18"/>
               </w:rPr>
-              <w:t>—</w:t>
-            </w:r>
-          </w:p>
-        </w:tc>
-      </w:tr>
-      <w:tr>
-        <w:tc>
-          <w:tcPr>
-            <w:tcW w:type="dxa" w:w="3408"/>
-          </w:tcPr>
-          <w:p>
-            <w:r>
-              <w:rPr>
-                <w:sz w:val="18"/>
-              </w:rPr>
-              <w:t>6:00–8:00</w:t>
-            </w:r>
-          </w:p>
-        </w:tc>
-        <w:tc>
-          <w:tcPr>
-            <w:tcW w:type="dxa" w:w="3408"/>
-          </w:tcPr>
-          <w:p>
-            <w:r>
-              <w:rPr>
-                <w:sz w:val="18"/>
-              </w:rPr>
-              <w:t>Evidence + report + rehearsal</w:t>
-            </w:r>
-          </w:p>
-        </w:tc>
-        <w:tc>
-          <w:tcPr>
-            <w:tcW w:type="dxa" w:w="3408"/>
-          </w:tcPr>
-          <w:p>
-            <w:r>
-              <w:rPr>
-                <w:sz w:val="18"/>
-              </w:rPr>
-              <w:t>Ready pack</w:t>
+              <w:t>Submission</w:t>
             </w:r>
           </w:p>
         </w:tc>
@@ -660,7 +619,7 @@
           <w:b w:val="0"/>
           <w:sz w:val="20"/>
         </w:rPr>
-        <w:t>Curriculum objective (source of truth): Apply site-to-site connectivity safely and explain the result in a professional technical report.</w:t>
+        <w:t>Curriculum objective (source of truth): Explain and demonstrate segmentation firewalls and zero trust concepts through an authorized baseline, measurable check, documented failure mode, and independent verification.</w:t>
       </w:r>
     </w:p>
     <w:p>
@@ -672,7 +631,7 @@
           <w:b w:val="0"/>
           <w:sz w:val="22"/>
         </w:rPr>
-        <w:t>Explain Site-To-Site Connectivity to a supervisor in under two minutes.</w:t>
+        <w:t>Explain Segmentation Firewalls And Zero Trust Concepts — Troubleshooting and Failure Modes to a supervisor in under two minutes.</w:t>
       </w:r>
     </w:p>
     <w:p>
@@ -684,7 +643,7 @@
           <w:b w:val="0"/>
           <w:sz w:val="22"/>
         </w:rPr>
-        <w:t>Configure or verify the approved tools required for Site-To-Site Connectivity.</w:t>
+        <w:t>Configure or verify the approved tools required for Segmentation Firewalls And Zero Trust Concepts — Troubleshooting and Failure Modes.</w:t>
       </w:r>
     </w:p>
     <w:p>
@@ -696,7 +655,7 @@
           <w:b w:val="0"/>
           <w:sz w:val="22"/>
         </w:rPr>
-        <w:t>Implement or perform the independent build practical for this topic.</w:t>
+        <w:t>Implement or perform the troubleshooting laboratory practical for this topic.</w:t>
       </w:r>
     </w:p>
     <w:p>
@@ -752,7 +711,7 @@
           <w:b w:val="0"/>
           <w:sz w:val="22"/>
         </w:rPr>
-        <w:t>Define the professional meaning of “Site-To-Site Connectivity” before you use tools. Do not split the title into meaningless words. Connect each concept to today's practical action.</w:t>
+        <w:t>Define the professional meaning of “Segmentation Firewalls And Zero Trust Concepts — Troubleshooting and Failure Modes” before you use tools. Do not split the title into meaningless words. Connect each concept to today's practical action.</w:t>
       </w:r>
     </w:p>
     <w:tbl>
@@ -873,7 +832,7 @@
               <w:rPr>
                 <w:sz w:val="18"/>
               </w:rPr>
-              <w:t>Professional practice for Site-To-Site Connectivity</w:t>
+              <w:t>Professional practice for Segmentation Firewalls And Zero Trust Concepts — Troubleshooting and Failure Modes</w:t>
             </w:r>
           </w:p>
         </w:tc>
@@ -1307,7 +1266,7 @@
           <w:b w:val="0"/>
           <w:sz w:val="22"/>
         </w:rPr>
-        <w:t>Tools available: Packet Tracer, VirtualBox, Wireshark and available Beyond routers/switches.</w:t>
+        <w:t>Tools available: Packet Tracer, VirtualBox, lab switches/routers, AAA lab, Wireshark.</w:t>
       </w:r>
     </w:p>
     <w:p>
@@ -1422,7 +1381,7 @@
               <w:rPr>
                 <w:sz w:val="18"/>
               </w:rPr>
-              <w:t>Packet Tracer, VirtualBox, Wireshark and available Beyond routers/switches</w:t>
+              <w:t>Packet Tracer, VirtualBox, lab switches/routers, AAA lab, Wireshark</w:t>
             </w:r>
           </w:p>
         </w:tc>
@@ -1504,7 +1463,7 @@
           <w:b w:val="0"/>
           <w:sz w:val="18"/>
         </w:rPr>
-        <w:t>└── Day_117_Site_To_Site_Connectivity/</w:t>
+        <w:t>└── Day_117_Segmentation_Firewalls_And_Zero_Trust_Concepts_T/</w:t>
       </w:r>
     </w:p>
     <w:p>
@@ -1657,7 +1616,7 @@
           <w:b w:val="0"/>
           <w:sz w:val="18"/>
         </w:rPr>
-        <w:t>mkdir Beyond_Networking_Internship\Day_117_Site_To_Site_Connectivity\evidence, Beyond_Networking_Internship\Day_117_Site_To_Site_Connectivity\notebooks, Beyond_Networking_Internship\Day_117_Site_To_Site_Connectivity\src, Beyond_Networking_Internship\Day_117_Site_To_Site_Connectivity\data, Beyond_Networking_Internship\Day_117_Site_To_Site_Connectivity\output, Beyond_Networking_Internship\Day_117_Site_To_Site_Connectivity\report -Force</w:t>
+        <w:t>mkdir Beyond_Networking_Internship\Day_117_Segmentation_Firewalls_And_Zero_Trust_Concepts_T\evidence, Beyond_Networking_Internship\Day_117_Segmentation_Firewalls_And_Zero_Trust_Concepts_T\notebooks, Beyond_Networking_Internship\Day_117_Segmentation_Firewalls_And_Zero_Trust_Concepts_T\src, Beyond_Networking_Internship\Day_117_Segmentation_Firewalls_And_Zero_Trust_Concepts_T\data, Beyond_Networking_Internship\Day_117_Segmentation_Firewalls_And_Zero_Trust_Concepts_T\output, Beyond_Networking_Internship\Day_117_Segmentation_Firewalls_And_Zero_Trust_Concepts_T\report -Force</w:t>
       </w:r>
     </w:p>
     <w:p/>
@@ -1698,7 +1657,7 @@
           <w:b w:val="0"/>
           <w:sz w:val="18"/>
         </w:rPr>
-        <w:t>mkdir -p Beyond_Networking_Internship/Day_117_Site_To_Site_Connectivity/{evidence,notebooks,src,data,output,report}</w:t>
+        <w:t>mkdir -p Beyond_Networking_Internship/Day_117_Segmentation_Firewalls_And_Zero_Trust_Concepts_T/{evidence,notebooks,src,data,output,report}</w:t>
       </w:r>
     </w:p>
     <w:p/>
@@ -1814,7 +1773,7 @@
           <w:color w:val="0B3F90"/>
           <w:sz w:val="24"/>
         </w:rPr>
-        <w:t>Independent build: Site-To-Site Connectivity</w:t>
+        <w:t>Troubleshooting laboratory: Segmentation Firewalls And Zero Trust Concepts — Troubleshooting and Failure Modes</w:t>
       </w:r>
     </w:p>
     <w:p>
@@ -1838,7 +1797,7 @@
           <w:b w:val="0"/>
           <w:sz w:val="20"/>
         </w:rPr>
-        <w:t>• Recreate the site-to-site connectivity solution from a stated scenario without copying the guided answer. Use only approved equipment or an isolated VM lab.</w:t>
+        <w:t>• Review the Day 117 scope, prerequisite from Day 116, and supervisor instructions before touching software, accounts, cables, power, rigging, networks, or equipment.</w:t>
       </w:r>
     </w:p>
     <w:p>
@@ -1850,7 +1809,7 @@
           <w:b w:val="0"/>
           <w:sz w:val="20"/>
         </w:rPr>
-        <w:t>• Work only in an authorized lab, VM or on equipment assigned by Beyond.</w:t>
+        <w:t>• Confirm the authorized lab/equipment boundary, owner, asset IDs, workspace condition, backup/rollback state, emergency procedure, and any PPE or spotter requirement.</w:t>
       </w:r>
     </w:p>
     <w:p>
@@ -1862,7 +1821,79 @@
           <w:b w:val="0"/>
           <w:sz w:val="20"/>
         </w:rPr>
-        <w:t>• Keep time entries truthful and ask the supervisor before changing production equipment.</w:t>
+        <w:t>• Verify only the approved tools for today: Packet Tracer, VirtualBox, lab switches/routers, AAA lab, Wireshark. Record versions, firmware, serial/asset references, calibration status, or configuration as relevant. Avoid unnecessary installation or updates.</w:t>
+      </w:r>
+    </w:p>
+    <w:p>
+      <w:pPr>
+        <w:spacing w:after="120"/>
+      </w:pPr>
+      <w:r>
+        <w:rPr>
+          <w:b w:val="0"/>
+          <w:sz w:val="20"/>
+        </w:rPr>
+        <w:t>• Create Day_117_segmentation_firewalls_and_zero_trust_concepts__troubleshootin with evidence, diagrams or src, checklists or tests, output, and report folders.</w:t>
+      </w:r>
+    </w:p>
+    <w:p>
+      <w:pPr>
+        <w:spacing w:after="120"/>
+      </w:pPr>
+      <w:r>
+        <w:rPr>
+          <w:b w:val="0"/>
+          <w:sz w:val="20"/>
+        </w:rPr>
+        <w:t>• Capture a privacy-reviewed baseline photograph/screenshot and record expected result, measurement units, acceptance limit, and stop condition.</w:t>
+      </w:r>
+    </w:p>
+    <w:p>
+      <w:pPr>
+        <w:spacing w:after="120"/>
+      </w:pPr>
+      <w:r>
+        <w:rPr>
+          <w:b w:val="0"/>
+          <w:sz w:val="20"/>
+        </w:rPr>
+        <w:t>• Complete the practical objective: Explain and demonstrate segmentation firewalls and zero trust concepts through an authorized baseline, measurable check, documented failure mode, and independent verification.</w:t>
+      </w:r>
+    </w:p>
+    <w:p>
+      <w:pPr>
+        <w:spacing w:after="120"/>
+      </w:pPr>
+      <w:r>
+        <w:rPr>
+          <w:b w:val="0"/>
+          <w:sz w:val="20"/>
+        </w:rPr>
+        <w:t>• Introduce or analyze only an approved controlled fault/edge case. Troubleshoot systematically, preserve evidence, and return the lab/equipment to its approved state.</w:t>
+      </w:r>
+    </w:p>
+    <w:p>
+      <w:pPr>
+        <w:spacing w:after="120"/>
+      </w:pPr>
+      <w:r>
+        <w:rPr>
+          <w:b w:val="0"/>
+          <w:sz w:val="20"/>
+        </w:rPr>
+        <w:t>• Verify independently through a second instrument/path/test, clean rerun, configuration comparison, peer check, or supervisor sign-off. Distinguish evidence from proof.</w:t>
+      </w:r>
+    </w:p>
+    <w:p>
+      <w:pPr>
+        <w:spacing w:after="120"/>
+      </w:pPr>
+      <w:r>
+        <w:rPr>
+          <w:b w:val="0"/>
+          <w:sz w:val="20"/>
+        </w:rPr>
+        <w:t>• Complete the discipline safety/ethics checklist, inventory/custody or cleanup check, and a professional report with honest limitations and assistance disclosure.</w:t>
       </w:r>
     </w:p>
     <w:p>
@@ -1888,7 +1919,7 @@
           <w:b w:val="0"/>
           <w:sz w:val="18"/>
         </w:rPr>
-        <w:t># day_117_lab.py — Independent build: Site-To-Site Connectivity</w:t>
+        <w:t># day_117_lab.py — Troubleshooting laboratory: Segmentation Firewalls And Zero Trust Concepts — Troubleshooting and Failure Modes</w:t>
       </w:r>
     </w:p>
     <w:p>
@@ -1930,7 +1961,7 @@
           <w:b w:val="0"/>
           <w:sz w:val="18"/>
         </w:rPr>
-        <w:t>"""Day 117 practical starter for Site-To-Site Connectivity.</w:t>
+        <w:t>"""Day 117 practical starter for Segmentation Firewalls And Zero Trust Concepts — Troubleshooting and Failure Modes.</w:t>
       </w:r>
     </w:p>
     <w:p>
@@ -2112,7 +2143,7 @@
           <w:b w:val="0"/>
           <w:sz w:val="18"/>
         </w:rPr>
-        <w:t xml:space="preserve">    print("Program topic:", 'Site-To-Site Connectivity')</w:t>
+        <w:t xml:space="preserve">    print("Program topic:", 'Segmentation Firewalls And Zero Trust Concepts — Troubleshooting and Failure Modes')</w:t>
       </w:r>
     </w:p>
     <w:p>
@@ -2126,7 +2157,7 @@
           <w:b w:val="0"/>
           <w:sz w:val="18"/>
         </w:rPr>
-        <w:t xml:space="preserve">    print("Day mode:", 'Independent build')</w:t>
+        <w:t xml:space="preserve">    print("Day mode:", 'Troubleshooting laboratory')</w:t>
       </w:r>
     </w:p>
     <w:p>
@@ -5731,7 +5762,7 @@
           <w:b w:val="0"/>
           <w:sz w:val="22"/>
         </w:rPr>
-        <w:t>Objective addressed for Site-To-Site Connectivity</w:t>
+        <w:t>Objective addressed for Segmentation Firewalls And Zero Trust Concepts — Troubleshooting and Failure Modes</w:t>
       </w:r>
     </w:p>
     <w:p>
@@ -5743,7 +5774,7 @@
           <w:b w:val="0"/>
           <w:sz w:val="22"/>
         </w:rPr>
-        <w:t>Independent build practical completed</w:t>
+        <w:t>Troubleshooting laboratory practical completed</w:t>
       </w:r>
     </w:p>
     <w:p>
@@ -5835,7 +5866,7 @@
           <w:b w:val="0"/>
           <w:sz w:val="22"/>
         </w:rPr>
-        <w:t>Matches: Working result evidence, design/configuration files, and a list of assumptions.</w:t>
+        <w:t>Matches: Baseline evidence, completed practical artifact, independent verification, safety/restoration record, and short professional report.</w:t>
       </w:r>
     </w:p>
     <w:p>
@@ -5867,7 +5898,7 @@
           <w:b w:val="0"/>
           <w:sz w:val="22"/>
         </w:rPr>
-        <w:t>Explain Site-To-Site Connectivity without reading.</w:t>
+        <w:t>Explain Segmentation Firewalls And Zero Trust Concepts — Troubleshooting and Failure Modes without reading.</w:t>
       </w:r>
     </w:p>
     <w:p>
@@ -5959,7 +5990,7 @@
           <w:b w:val="0"/>
           <w:sz w:val="22"/>
         </w:rPr>
-        <w:t>Today is Day 117 (Independent build) on Site-To-Site Connectivity. I worked only in the authorized Beyond networking lab. I completed the practical objective, verified with a second check, and packaged evidence. Main risk: unauthorized or unsafe action; control: checklist + supervisor escalation. Limitation: classroom/lab scope only. Next: continue the topic cycle and keep documentation reproducible.</w:t>
+        <w:t>Today is Day 117 (Troubleshooting laboratory) on Segmentation Firewalls And Zero Trust Concepts — Troubleshooting and Failure Modes. I worked only in the authorized Beyond networking lab. I completed the practical objective, verified with a second check, and packaged evidence. Main risk: unauthorized or unsafe action; control: checklist + supervisor escalation. Limitation: classroom/lab scope only. Next: continue the topic cycle and keep documentation reproducible.</w:t>
       </w:r>
     </w:p>
     <w:p>
@@ -6390,7 +6421,7 @@
           <w:b w:val="0"/>
           <w:sz w:val="22"/>
         </w:rPr>
-        <w:t>Access check date: 2026-08-09. Prefer first-party sources. Do not invent URLs.</w:t>
+        <w:t>Access check date: 2026-08-10. Prefer first-party sources. Do not invent URLs.</w:t>
       </w:r>
     </w:p>
     <w:p>
